--- a/doc/詞/宋朝/林逋/林逋-山園小梅·其一.docx
+++ b/doc/詞/宋朝/林逋/林逋-山園小梅·其一.docx
@@ -1,6 +1,6 @@
 
 <file path=word/document.xml><?xml version="1.0" encoding="utf-8"?>
-<w:document xmlns:wpc="http://schemas.microsoft.com/office/word/2010/wordprocessingCanvas" xmlns:cx="http://schemas.microsoft.com/office/drawing/2014/chartex" xmlns:cx1="http://schemas.microsoft.com/office/drawing/2015/9/8/chartex" xmlns:cx2="http://schemas.microsoft.com/office/drawing/2015/10/21/chartex" xmlns:cx3="http://schemas.microsoft.com/office/drawing/2016/5/9/chartex" xmlns:cx4="http://schemas.microsoft.com/office/drawing/2016/5/10/chartex" xmlns:cx5="http://schemas.microsoft.com/office/drawing/2016/5/11/chartex" xmlns:cx6="http://schemas.microsoft.com/office/drawing/2016/5/12/chartex" xmlns:cx7="http://schemas.microsoft.com/office/drawing/2016/5/13/chartex" xmlns:cx8="http://schemas.microsoft.com/office/drawing/2016/5/14/chartex" xmlns:mc="http://schemas.openxmlformats.org/markup-compatibility/2006" xmlns:aink="http://schemas.microsoft.com/office/drawing/2016/ink" xmlns:am3d="http://schemas.microsoft.com/office/drawing/2017/model3d" xmlns:o="urn:schemas-microsoft-com:office:office" xmlns:oel="http://schemas.microsoft.com/office/2019/extlst" xmlns:r="http://schemas.openxmlformats.org/officeDocument/2006/relationships" xmlns:m="http://schemas.openxmlformats.org/officeDocument/2006/math" xmlns:v="urn:schemas-microsoft-com:vml" xmlns:wp14="http://schemas.microsoft.com/office/word/2010/wordprocessingDrawing" xmlns:wp="http://schemas.openxmlformats.org/drawingml/2006/wordprocessingDrawing" xmlns:w10="urn:schemas-microsoft-com:office:word" xmlns:w="http://schemas.openxmlformats.org/wordprocessingml/2006/main" xmlns:w14="http://schemas.microsoft.com/office/word/2010/wordml" xmlns:w15="http://schemas.microsoft.com/office/word/2012/wordml" xmlns:w16cex="http://schemas.microsoft.com/office/word/2018/wordml/cex" xmlns:w16cid="http://schemas.microsoft.com/office/word/2016/wordml/cid" xmlns:w16="http://schemas.microsoft.com/office/word/2018/wordml" xmlns:w16du="http://schemas.microsoft.com/office/word/2023/wordml/word16du" xmlns:w16sdtdh="http://schemas.microsoft.com/office/word/2020/wordml/sdtdatahash" xmlns:w16sdtfl="http://schemas.microsoft.com/office/word/2024/wordml/sdtformatlock" xmlns:w16se="http://schemas.microsoft.com/office/word/2015/wordml/symex" xmlns:wpg="http://schemas.microsoft.com/office/word/2010/wordprocessingGroup" xmlns:wpi="http://schemas.microsoft.com/office/word/2010/wordprocessingInk" xmlns:wne="http://schemas.microsoft.com/office/word/2006/wordml" xmlns:wps="http://schemas.microsoft.com/office/word/2010/wordprocessingShape" mc:Ignorable="w14 w15 w16se w16cid w16 w16cex w16sdtdh w16sdtfl w16du wp14">
+<w:document xmlns:wpc="http://schemas.microsoft.com/office/word/2010/wordprocessingCanvas" xmlns:cx="http://schemas.microsoft.com/office/drawing/2014/chartex" xmlns:cx1="http://schemas.microsoft.com/office/drawing/2015/9/8/chartex" xmlns:cx2="http://schemas.microsoft.com/office/drawing/2015/10/21/chartex" xmlns:cx3="http://schemas.microsoft.com/office/drawing/2016/5/9/chartex" xmlns:cx4="http://schemas.microsoft.com/office/drawing/2016/5/10/chartex" xmlns:cx5="http://schemas.microsoft.com/office/drawing/2016/5/11/chartex" xmlns:cx6="http://schemas.microsoft.com/office/drawing/2016/5/12/chartex" xmlns:cx7="http://schemas.microsoft.com/office/drawing/2016/5/13/chartex" xmlns:cx8="http://schemas.microsoft.com/office/drawing/2016/5/14/chartex" xmlns:mc="http://schemas.openxmlformats.org/markup-compatibility/2006" xmlns:aink="http://schemas.microsoft.com/office/drawing/2016/ink" xmlns:am3d="http://schemas.microsoft.com/office/drawing/2017/model3d" xmlns:o="urn:schemas-microsoft-com:office:office" xmlns:r="http://schemas.openxmlformats.org/officeDocument/2006/relationships" xmlns:m="http://schemas.openxmlformats.org/officeDocument/2006/math" xmlns:v="urn:schemas-microsoft-com:vml" xmlns:wp14="http://schemas.microsoft.com/office/word/2010/wordprocessingDrawing" xmlns:wp="http://schemas.openxmlformats.org/drawingml/2006/wordprocessingDrawing" xmlns:w10="urn:schemas-microsoft-com:office:word" xmlns:w="http://schemas.openxmlformats.org/wordprocessingml/2006/main" xmlns:w14="http://schemas.microsoft.com/office/word/2010/wordml" xmlns:w15="http://schemas.microsoft.com/office/word/2012/wordml" xmlns:w16cex="http://schemas.microsoft.com/office/word/2018/wordml/cex" xmlns:w16cid="http://schemas.microsoft.com/office/word/2016/wordml/cid" xmlns:w16="http://schemas.microsoft.com/office/word/2018/wordml" xmlns:w16sdtdh="http://schemas.microsoft.com/office/word/2020/wordml/sdtdatahash" xmlns:w16se="http://schemas.microsoft.com/office/word/2015/wordml/symex" xmlns:wpg="http://schemas.microsoft.com/office/word/2010/wordprocessingGroup" xmlns:wpi="http://schemas.microsoft.com/office/word/2010/wordprocessingInk" xmlns:wne="http://schemas.microsoft.com/office/word/2006/wordml" xmlns:wps="http://schemas.microsoft.com/office/word/2010/wordprocessingShape" mc:Ignorable="w14 w15 w16se w16cid w16 w16cex w16sdtdh wp14">
   <w:body>
     <w:p>
       <w:pPr>
@@ -484,7 +484,7 @@
           <w:numId w:val="16"/>
         </w:numPr>
         <w:spacing w:line="420" w:lineRule="exact"/>
-        <w:ind w:leftChars="0"/>
+        <w:ind w:leftChars="0" w:left="284" w:hanging="284"/>
         <w:rPr>
           <w:rFonts w:ascii="標楷體" w:eastAsia="標楷體" w:hAnsi="標楷體" w:cs="標楷體"/>
           <w:sz w:val="28"/>
@@ -555,7 +555,7 @@
           <w:numId w:val="16"/>
         </w:numPr>
         <w:spacing w:line="420" w:lineRule="exact"/>
-        <w:ind w:leftChars="0"/>
+        <w:ind w:leftChars="0" w:left="284" w:hanging="284"/>
         <w:rPr>
           <w:rFonts w:ascii="標楷體" w:eastAsia="標楷體" w:hAnsi="標楷體" w:cs="標楷體"/>
           <w:spacing w:val="-4"/>
@@ -632,7 +632,7 @@
           <w:numId w:val="16"/>
         </w:numPr>
         <w:spacing w:line="420" w:lineRule="exact"/>
-        <w:ind w:leftChars="0"/>
+        <w:ind w:leftChars="0" w:left="284" w:hanging="284"/>
         <w:rPr>
           <w:rFonts w:ascii="標楷體" w:eastAsia="標楷體" w:hAnsi="標楷體" w:cs="標楷體"/>
           <w:sz w:val="28"/>
@@ -656,7 +656,7 @@
           <w:numId w:val="16"/>
         </w:numPr>
         <w:spacing w:line="420" w:lineRule="exact"/>
-        <w:ind w:leftChars="0"/>
+        <w:ind w:leftChars="0" w:left="284" w:hanging="284"/>
         <w:rPr>
           <w:rFonts w:ascii="標楷體" w:eastAsia="標楷體" w:hAnsi="標楷體" w:cs="標楷體"/>
           <w:sz w:val="28"/>
@@ -808,7 +808,7 @@
           <w:numId w:val="16"/>
         </w:numPr>
         <w:spacing w:line="420" w:lineRule="exact"/>
-        <w:ind w:leftChars="0"/>
+        <w:ind w:leftChars="0" w:left="284" w:hanging="284"/>
         <w:rPr>
           <w:rFonts w:ascii="標楷體" w:eastAsia="標楷體" w:hAnsi="標楷體" w:cs="標楷體"/>
           <w:sz w:val="28"/>
@@ -876,7 +876,7 @@
           <w:numId w:val="16"/>
         </w:numPr>
         <w:spacing w:line="420" w:lineRule="exact"/>
-        <w:ind w:leftChars="0"/>
+        <w:ind w:leftChars="0" w:left="284" w:hanging="284"/>
         <w:rPr>
           <w:rFonts w:ascii="標楷體" w:eastAsia="標楷體" w:hAnsi="標楷體" w:cs="標楷體"/>
           <w:sz w:val="28"/>
@@ -929,7 +929,7 @@
           <w:numId w:val="16"/>
         </w:numPr>
         <w:spacing w:line="420" w:lineRule="exact"/>
-        <w:ind w:leftChars="0"/>
+        <w:ind w:leftChars="0" w:left="284" w:hanging="284"/>
         <w:rPr>
           <w:rFonts w:ascii="標楷體" w:eastAsia="標楷體" w:hAnsi="標楷體" w:cs="標楷體"/>
           <w:sz w:val="28"/>
@@ -962,16 +962,7 @@
           <w:sz w:val="16"/>
           <w:szCs w:val="16"/>
         </w:rPr>
-        <w:t>ㄊㄢ</w:t>
-      </w:r>
-      <w:r>
-        <w:rPr>
-          <w:rFonts w:ascii="標楷體" w:eastAsia="標楷體" w:hAnsi="標楷體" w:cs="標楷體" w:hint="eastAsia"/>
-          <w:color w:val="FF0000"/>
-          <w:sz w:val="16"/>
-          <w:szCs w:val="16"/>
-        </w:rPr>
-        <w:t>ˊ</w:t>
+        <w:t>ㄊㄢˊ</w:t>
       </w:r>
       <w:proofErr w:type="gramEnd"/>
       <w:r>
@@ -1017,7 +1008,7 @@
           <w:numId w:val="16"/>
         </w:numPr>
         <w:spacing w:line="420" w:lineRule="exact"/>
-        <w:ind w:leftChars="0"/>
+        <w:ind w:leftChars="0" w:left="284" w:hanging="284"/>
         <w:rPr>
           <w:rFonts w:ascii="標楷體" w:eastAsia="標楷體" w:hAnsi="標楷體" w:cs="標楷體"/>
           <w:sz w:val="28"/>
@@ -1744,7 +1735,7 @@
           <w:ilvl w:val="0"/>
           <w:numId w:val="5"/>
         </w:numPr>
-        <w:spacing w:line="440" w:lineRule="exact"/>
+        <w:spacing w:line="480" w:lineRule="exact"/>
         <w:ind w:leftChars="0" w:left="284" w:hanging="284"/>
         <w:rPr>
           <w:rFonts w:ascii="標楷體" w:eastAsia="標楷體" w:hAnsi="標楷體"/>
@@ -1758,15 +1749,7 @@
           <w:sz w:val="28"/>
           <w:szCs w:val="28"/>
         </w:rPr>
-        <w:t>魂牽夢縈</w:t>
-      </w:r>
-      <w:r>
-        <w:rPr>
-          <w:rFonts w:ascii="標楷體" w:eastAsia="標楷體" w:hAnsi="標楷體" w:hint="eastAsia"/>
-          <w:sz w:val="28"/>
-          <w:szCs w:val="28"/>
-        </w:rPr>
-        <w:t>(</w:t>
+        <w:t>魂牽夢縈(</w:t>
       </w:r>
       <w:proofErr w:type="gramStart"/>
       <w:r>
@@ -1776,16 +1759,7 @@
           <w:sz w:val="16"/>
           <w:szCs w:val="16"/>
         </w:rPr>
-        <w:t>ㄧㄥ</w:t>
-      </w:r>
-      <w:r>
-        <w:rPr>
-          <w:rFonts w:ascii="標楷體" w:eastAsia="標楷體" w:hAnsi="標楷體" w:hint="eastAsia"/>
-          <w:color w:val="FF0000"/>
-          <w:sz w:val="16"/>
-          <w:szCs w:val="16"/>
-        </w:rPr>
-        <w:t>ˊ</w:t>
+        <w:t>ㄧㄥˊ</w:t>
       </w:r>
       <w:proofErr w:type="gramEnd"/>
       <w:r>
@@ -1802,27 +1776,25 @@
           <w:sz w:val="28"/>
           <w:szCs w:val="28"/>
         </w:rPr>
-        <w:t>形容十分掛念、思念的樣子。</w:t>
-      </w:r>
-    </w:p>
-    <w:p>
-      <w:pPr>
-        <w:pStyle w:val="a6"/>
-        <w:spacing w:line="440" w:lineRule="exact"/>
-        <w:ind w:leftChars="0" w:left="284"/>
-        <w:rPr>
-          <w:rFonts w:ascii="標楷體" w:eastAsia="標楷體" w:hAnsi="標楷體"/>
-          <w:sz w:val="28"/>
-          <w:szCs w:val="28"/>
-        </w:rPr>
-      </w:pPr>
-      <w:r>
-        <w:rPr>
-          <w:rFonts w:ascii="標楷體" w:eastAsia="標楷體" w:hAnsi="標楷體" w:hint="eastAsia"/>
-          <w:sz w:val="28"/>
-          <w:szCs w:val="28"/>
-        </w:rPr>
-        <w:t>【例】在外飄泊多年，今天他終於回到魂牽夢縈的故鄉。</w:t>
+        <w:t>形容思念極深，連做夢都牽掛著。</w:t>
+      </w:r>
+      <w:proofErr w:type="gramStart"/>
+      <w:r>
+        <w:rPr>
+          <w:rFonts w:ascii="標楷體" w:eastAsia="標楷體" w:hAnsi="標楷體" w:hint="eastAsia"/>
+          <w:sz w:val="28"/>
+          <w:szCs w:val="28"/>
+        </w:rPr>
+        <w:t>縈</w:t>
+      </w:r>
+      <w:proofErr w:type="gramEnd"/>
+      <w:r>
+        <w:rPr>
+          <w:rFonts w:ascii="標楷體" w:eastAsia="標楷體" w:hAnsi="標楷體" w:hint="eastAsia"/>
+          <w:sz w:val="28"/>
+          <w:szCs w:val="28"/>
+        </w:rPr>
+        <w:t>，旋繞、牽掛。表達一種極致的傾慕與沉醉，形容梅花的美麗芬芳具有讓人無法忘懷的強大吸引力。</w:t>
       </w:r>
     </w:p>
     <w:p>
@@ -1832,7 +1804,7 @@
           <w:ilvl w:val="0"/>
           <w:numId w:val="5"/>
         </w:numPr>
-        <w:spacing w:line="440" w:lineRule="exact"/>
+        <w:spacing w:line="480" w:lineRule="exact"/>
         <w:ind w:leftChars="0" w:left="284" w:hanging="284"/>
         <w:rPr>
           <w:rFonts w:ascii="標楷體" w:eastAsia="標楷體" w:hAnsi="標楷體"/>
@@ -1846,23 +1818,15 @@
           <w:sz w:val="28"/>
           <w:szCs w:val="28"/>
         </w:rPr>
-        <w:t>高潔孤傲</w:t>
-      </w:r>
-      <w:r>
-        <w:rPr>
-          <w:rFonts w:ascii="標楷體" w:eastAsia="標楷體" w:hAnsi="標楷體" w:hint="eastAsia"/>
-          <w:sz w:val="28"/>
-          <w:szCs w:val="28"/>
-        </w:rPr>
-        <w:t>：</w:t>
-      </w:r>
-      <w:r>
-        <w:rPr>
-          <w:rFonts w:ascii="標楷體" w:eastAsia="標楷體" w:hAnsi="標楷體" w:hint="eastAsia"/>
-          <w:sz w:val="28"/>
-          <w:szCs w:val="28"/>
-        </w:rPr>
-        <w:t>形容人品德高尚、不隨波逐流，且性格孤高、不願與世俗同流合</w:t>
+        <w:t>高潔孤傲：</w:t>
+      </w:r>
+      <w:r>
+        <w:rPr>
+          <w:rFonts w:ascii="標楷體" w:eastAsia="標楷體" w:hAnsi="標楷體" w:hint="eastAsia"/>
+          <w:sz w:val="28"/>
+          <w:szCs w:val="28"/>
+        </w:rPr>
+        <w:t>品格高尚</w:t>
       </w:r>
       <w:proofErr w:type="gramStart"/>
       <w:r>
@@ -1871,7 +1835,7 @@
           <w:sz w:val="28"/>
           <w:szCs w:val="28"/>
         </w:rPr>
-        <w:t>汙</w:t>
+        <w:t>純潔，</w:t>
       </w:r>
       <w:proofErr w:type="gramEnd"/>
       <w:r>
@@ -1880,7 +1844,25 @@
           <w:sz w:val="28"/>
           <w:szCs w:val="28"/>
         </w:rPr>
-        <w:t>。</w:t>
+        <w:t>性格獨特而</w:t>
+      </w:r>
+      <w:proofErr w:type="gramStart"/>
+      <w:r>
+        <w:rPr>
+          <w:rFonts w:ascii="標楷體" w:eastAsia="標楷體" w:hAnsi="標楷體" w:hint="eastAsia"/>
+          <w:sz w:val="28"/>
+          <w:szCs w:val="28"/>
+        </w:rPr>
+        <w:t>不甘俗流</w:t>
+      </w:r>
+      <w:proofErr w:type="gramEnd"/>
+      <w:r>
+        <w:rPr>
+          <w:rFonts w:ascii="標楷體" w:eastAsia="標楷體" w:hAnsi="標楷體" w:hint="eastAsia"/>
+          <w:sz w:val="28"/>
+          <w:szCs w:val="28"/>
+        </w:rPr>
+        <w:t>。描繪隱士或梅花不與世俗同流合污、堅守個人精神節操的風骨。</w:t>
       </w:r>
     </w:p>
     <w:p>
@@ -1890,7 +1872,7 @@
           <w:ilvl w:val="0"/>
           <w:numId w:val="5"/>
         </w:numPr>
-        <w:spacing w:line="440" w:lineRule="exact"/>
+        <w:spacing w:line="480" w:lineRule="exact"/>
         <w:ind w:leftChars="0" w:left="284" w:hanging="284"/>
         <w:rPr>
           <w:rFonts w:ascii="標楷體" w:eastAsia="標楷體" w:hAnsi="標楷體"/>
@@ -1912,63 +1894,7 @@
           <w:sz w:val="28"/>
           <w:szCs w:val="28"/>
         </w:rPr>
-        <w:t>形容即使身處不利環境，仍昂首挺立、不低頭的姿態。</w:t>
-      </w:r>
-    </w:p>
-    <w:p>
-      <w:pPr>
-        <w:pStyle w:val="a6"/>
-        <w:spacing w:line="440" w:lineRule="exact"/>
-        <w:ind w:leftChars="0" w:left="284"/>
-        <w:rPr>
-          <w:rFonts w:ascii="標楷體" w:eastAsia="標楷體" w:hAnsi="標楷體"/>
-          <w:sz w:val="28"/>
-          <w:szCs w:val="28"/>
-        </w:rPr>
-      </w:pPr>
-      <w:r>
-        <w:rPr>
-          <w:rFonts w:ascii="標楷體" w:eastAsia="標楷體" w:hAnsi="標楷體" w:hint="eastAsia"/>
-          <w:sz w:val="28"/>
-          <w:szCs w:val="28"/>
-        </w:rPr>
-        <w:t>【例】</w:t>
-      </w:r>
-      <w:r>
-        <w:rPr>
-          <w:rFonts w:ascii="標楷體" w:eastAsia="標楷體" w:hAnsi="標楷體" w:hint="eastAsia"/>
-          <w:sz w:val="28"/>
-          <w:szCs w:val="28"/>
-        </w:rPr>
-        <w:t>她像寒冬裡的梅花，傲然綻放，不畏冰雪。</w:t>
-      </w:r>
-    </w:p>
-    <w:p>
-      <w:pPr>
-        <w:pStyle w:val="a6"/>
-        <w:spacing w:line="440" w:lineRule="exact"/>
-        <w:ind w:leftChars="0" w:left="284"/>
-        <w:rPr>
-          <w:rFonts w:ascii="標楷體" w:eastAsia="標楷體" w:hAnsi="標楷體"/>
-          <w:sz w:val="28"/>
-          <w:szCs w:val="28"/>
-        </w:rPr>
-      </w:pPr>
-      <w:r>
-        <w:rPr>
-          <w:rFonts w:ascii="標楷體" w:eastAsia="標楷體" w:hAnsi="標楷體" w:hint="eastAsia"/>
-          <w:sz w:val="28"/>
-          <w:szCs w:val="28"/>
-        </w:rPr>
-        <w:t>【例】</w:t>
-      </w:r>
-      <w:r>
-        <w:rPr>
-          <w:rFonts w:ascii="標楷體" w:eastAsia="標楷體" w:hAnsi="標楷體" w:hint="eastAsia"/>
-          <w:sz w:val="28"/>
-          <w:szCs w:val="28"/>
-        </w:rPr>
-        <w:t>在眾人質疑中，他仍堅持夢想，傲然綻放出屬於自己的光芒。</w:t>
+        <w:t>堅強不屈、高傲挺拔的樣子。展現梅花在嚴寒風雪中依然挺立綻放的強韌生命力與不屈精神。</w:t>
       </w:r>
     </w:p>
     <w:p>
@@ -1978,7 +1904,7 @@
           <w:ilvl w:val="0"/>
           <w:numId w:val="5"/>
         </w:numPr>
-        <w:spacing w:line="440" w:lineRule="exact"/>
+        <w:spacing w:line="480" w:lineRule="exact"/>
         <w:ind w:leftChars="0" w:left="284" w:hanging="284"/>
         <w:rPr>
           <w:rFonts w:ascii="標楷體" w:eastAsia="標楷體" w:hAnsi="標楷體"/>
@@ -2000,7 +1926,7 @@
           <w:sz w:val="28"/>
           <w:szCs w:val="28"/>
         </w:rPr>
-        <w:t>指兩句文句之間在形式上對應得非常整齊，不僅字數一致，而且詞性、意思、甚至聲調都能相互呼應、對稱，展現出語言藝術的精緻與規範。</w:t>
+        <w:t>詩文中的詞性、結構互相對應，上下句極為齊整規律。體現古典詩歌的形式美與韻律美，使描摹的景物更具條理與典雅色彩。</w:t>
       </w:r>
     </w:p>
     <w:p>
@@ -2010,7 +1936,7 @@
           <w:ilvl w:val="0"/>
           <w:numId w:val="5"/>
         </w:numPr>
-        <w:spacing w:line="440" w:lineRule="exact"/>
+        <w:spacing w:line="480" w:lineRule="exact"/>
         <w:ind w:leftChars="0" w:left="284" w:hanging="284"/>
         <w:rPr>
           <w:rFonts w:ascii="標楷體" w:eastAsia="標楷體" w:hAnsi="標楷體"/>
@@ -2024,7 +1950,33 @@
           <w:sz w:val="28"/>
           <w:szCs w:val="28"/>
         </w:rPr>
-        <w:t>清幽：指清靜幽雅，沒有喧囂、自然清新。例如：山林小徑、靜謐書齋。</w:t>
+        <w:t>清幽：</w:t>
+      </w:r>
+      <w:r>
+        <w:rPr>
+          <w:rFonts w:ascii="標楷體" w:eastAsia="標楷體" w:hAnsi="標楷體" w:hint="eastAsia"/>
+          <w:sz w:val="28"/>
+          <w:szCs w:val="28"/>
+        </w:rPr>
+        <w:t>清靜而幽雅。營造一種遠離塵囂、</w:t>
+      </w:r>
+      <w:proofErr w:type="gramStart"/>
+      <w:r>
+        <w:rPr>
+          <w:rFonts w:ascii="標楷體" w:eastAsia="標楷體" w:hAnsi="標楷體" w:hint="eastAsia"/>
+          <w:sz w:val="28"/>
+          <w:szCs w:val="28"/>
+        </w:rPr>
+        <w:t>寧靜超俗的</w:t>
+      </w:r>
+      <w:proofErr w:type="gramEnd"/>
+      <w:r>
+        <w:rPr>
+          <w:rFonts w:ascii="標楷體" w:eastAsia="標楷體" w:hAnsi="標楷體" w:hint="eastAsia"/>
+          <w:sz w:val="28"/>
+          <w:szCs w:val="28"/>
+        </w:rPr>
+        <w:t>環境與心境氛圍。</w:t>
       </w:r>
     </w:p>
     <w:p>
@@ -2034,7 +1986,7 @@
           <w:ilvl w:val="0"/>
           <w:numId w:val="5"/>
         </w:numPr>
-        <w:spacing w:line="440" w:lineRule="exact"/>
+        <w:spacing w:line="480" w:lineRule="exact"/>
         <w:ind w:leftChars="0" w:left="284" w:hanging="284"/>
         <w:rPr>
           <w:rFonts w:ascii="標楷體" w:eastAsia="標楷體" w:hAnsi="標楷體"/>
@@ -2048,7 +2000,33 @@
           <w:sz w:val="28"/>
           <w:szCs w:val="28"/>
         </w:rPr>
-        <w:t>雅致：指高雅有品味，帶有文雅、精緻的感覺。常用來形容風格、裝飾、氣質等不俗而有韻味。</w:t>
+        <w:t>雅致：</w:t>
+      </w:r>
+      <w:r>
+        <w:rPr>
+          <w:rFonts w:ascii="標楷體" w:eastAsia="標楷體" w:hAnsi="標楷體" w:hint="eastAsia"/>
+          <w:sz w:val="28"/>
+          <w:szCs w:val="28"/>
+        </w:rPr>
+        <w:t>高雅別</w:t>
+      </w:r>
+      <w:proofErr w:type="gramStart"/>
+      <w:r>
+        <w:rPr>
+          <w:rFonts w:ascii="標楷體" w:eastAsia="標楷體" w:hAnsi="標楷體" w:hint="eastAsia"/>
+          <w:sz w:val="28"/>
+          <w:szCs w:val="28"/>
+        </w:rPr>
+        <w:t>緻</w:t>
+      </w:r>
+      <w:proofErr w:type="gramEnd"/>
+      <w:r>
+        <w:rPr>
+          <w:rFonts w:ascii="標楷體" w:eastAsia="標楷體" w:hAnsi="標楷體" w:hint="eastAsia"/>
+          <w:sz w:val="28"/>
+          <w:szCs w:val="28"/>
+        </w:rPr>
+        <w:t>，具有美好的文化品位。形容景物或品味脫離庸俗，帶有高尚的精神審美。</w:t>
       </w:r>
     </w:p>
     <w:p>
@@ -2058,7 +2036,7 @@
           <w:ilvl w:val="0"/>
           <w:numId w:val="5"/>
         </w:numPr>
-        <w:spacing w:line="440" w:lineRule="exact"/>
+        <w:spacing w:line="480" w:lineRule="exact"/>
         <w:ind w:leftChars="0" w:left="284" w:hanging="284"/>
         <w:rPr>
           <w:rFonts w:ascii="標楷體" w:eastAsia="標楷體" w:hAnsi="標楷體"/>
@@ -2088,7 +2066,7 @@
           <w:sz w:val="28"/>
           <w:szCs w:val="28"/>
         </w:rPr>
-        <w:t>停下腳步。【例】電影公司在大街上拍外景，吸引了許多行人駐足圍觀。</w:t>
+        <w:t>停下腳步。形容被美好事物（如梅花）深深吸引而忍不住停下來欣賞的情態。</w:t>
       </w:r>
     </w:p>
     <w:p>
@@ -2098,7 +2076,7 @@
           <w:ilvl w:val="0"/>
           <w:numId w:val="5"/>
         </w:numPr>
-        <w:spacing w:line="440" w:lineRule="exact"/>
+        <w:spacing w:line="480" w:lineRule="exact"/>
         <w:ind w:leftChars="0" w:left="284" w:hanging="284"/>
         <w:rPr>
           <w:rFonts w:ascii="標楷體" w:eastAsia="標楷體" w:hAnsi="標楷體"/>
@@ -2128,43 +2106,7 @@
           <w:sz w:val="28"/>
           <w:szCs w:val="28"/>
         </w:rPr>
-        <w:t>形容</w:t>
-      </w:r>
-      <w:proofErr w:type="gramStart"/>
-      <w:r>
-        <w:rPr>
-          <w:rFonts w:ascii="標楷體" w:eastAsia="標楷體" w:hAnsi="標楷體" w:hint="eastAsia"/>
-          <w:sz w:val="28"/>
-          <w:szCs w:val="28"/>
-        </w:rPr>
-        <w:t>一</w:t>
-      </w:r>
-      <w:proofErr w:type="gramEnd"/>
-      <w:r>
-        <w:rPr>
-          <w:rFonts w:ascii="標楷體" w:eastAsia="標楷體" w:hAnsi="標楷體" w:hint="eastAsia"/>
-          <w:sz w:val="28"/>
-          <w:szCs w:val="28"/>
-        </w:rPr>
-        <w:t>個人或事物具有非凡的氣質或境界，超越了世俗的慾望、庸俗的眼光，給人一種清高、</w:t>
-      </w:r>
-      <w:proofErr w:type="gramStart"/>
-      <w:r>
-        <w:rPr>
-          <w:rFonts w:ascii="標楷體" w:eastAsia="標楷體" w:hAnsi="標楷體" w:hint="eastAsia"/>
-          <w:sz w:val="28"/>
-          <w:szCs w:val="28"/>
-        </w:rPr>
-        <w:t>脫塵</w:t>
-      </w:r>
-      <w:proofErr w:type="gramEnd"/>
-      <w:r>
-        <w:rPr>
-          <w:rFonts w:ascii="標楷體" w:eastAsia="標楷體" w:hAnsi="標楷體" w:hint="eastAsia"/>
-          <w:sz w:val="28"/>
-          <w:szCs w:val="28"/>
-        </w:rPr>
-        <w:t>、不染世俗的印象。</w:t>
+        <w:t>超越尋常，脫離世俗的平庸或功利。讚美梅花與詩人皆具備不同於常人的高雅氣質與精神境界。</w:t>
       </w:r>
     </w:p>
     <w:p>
@@ -2174,7 +2116,7 @@
           <w:ilvl w:val="0"/>
           <w:numId w:val="5"/>
         </w:numPr>
-        <w:spacing w:line="440" w:lineRule="exact"/>
+        <w:spacing w:line="480" w:lineRule="exact"/>
         <w:ind w:leftChars="0" w:left="284" w:hanging="284"/>
         <w:rPr>
           <w:rFonts w:ascii="標楷體" w:eastAsia="標楷體" w:hAnsi="標楷體"/>
@@ -2204,7 +2146,7 @@
           <w:sz w:val="28"/>
           <w:szCs w:val="28"/>
         </w:rPr>
-        <w:t>對周圍的人、事、物，</w:t>
+        <w:t>保持距離，</w:t>
       </w:r>
       <w:proofErr w:type="gramStart"/>
       <w:r>
@@ -2222,27 +2164,7 @@
           <w:sz w:val="28"/>
           <w:szCs w:val="28"/>
         </w:rPr>
-        <w:t>親近、關心。</w:t>
-      </w:r>
-    </w:p>
-    <w:p>
-      <w:pPr>
-        <w:pStyle w:val="a6"/>
-        <w:spacing w:line="440" w:lineRule="exact"/>
-        <w:ind w:leftChars="0" w:left="284"/>
-        <w:rPr>
-          <w:rFonts w:ascii="標楷體" w:eastAsia="標楷體" w:hAnsi="標楷體"/>
-          <w:sz w:val="28"/>
-          <w:szCs w:val="28"/>
-        </w:rPr>
-      </w:pPr>
-      <w:r>
-        <w:rPr>
-          <w:rFonts w:ascii="標楷體" w:eastAsia="標楷體" w:hAnsi="標楷體" w:hint="eastAsia"/>
-          <w:sz w:val="28"/>
-          <w:szCs w:val="28"/>
-        </w:rPr>
-        <w:t>【例】自從畢業後，他和同學漸漸疏離了。</w:t>
+        <w:t>親近、不趨附。反映詩人主動與世俗名利界線分明，選擇保持距離的精神態度。</w:t>
       </w:r>
     </w:p>
     <w:p>
@@ -2252,8 +2174,8 @@
           <w:ilvl w:val="0"/>
           <w:numId w:val="5"/>
         </w:numPr>
-        <w:spacing w:line="440" w:lineRule="exact"/>
-        <w:ind w:leftChars="0" w:left="284" w:hanging="284"/>
+        <w:spacing w:line="480" w:lineRule="exact"/>
+        <w:ind w:leftChars="0" w:left="284" w:hanging="426"/>
         <w:rPr>
           <w:rFonts w:ascii="標楷體" w:eastAsia="標楷體" w:hAnsi="標楷體"/>
           <w:sz w:val="28"/>
@@ -2274,7 +2196,25 @@
           <w:sz w:val="28"/>
           <w:szCs w:val="28"/>
         </w:rPr>
-        <w:t>形容非常窮苦。</w:t>
+        <w:t>生活貧困但品格潔淨，</w:t>
+      </w:r>
+      <w:proofErr w:type="gramStart"/>
+      <w:r>
+        <w:rPr>
+          <w:rFonts w:ascii="標楷體" w:eastAsia="標楷體" w:hAnsi="標楷體" w:hint="eastAsia"/>
+          <w:sz w:val="28"/>
+          <w:szCs w:val="28"/>
+        </w:rPr>
+        <w:t>不慕富貴</w:t>
+      </w:r>
+      <w:proofErr w:type="gramEnd"/>
+      <w:r>
+        <w:rPr>
+          <w:rFonts w:ascii="標楷體" w:eastAsia="標楷體" w:hAnsi="標楷體" w:hint="eastAsia"/>
+          <w:sz w:val="28"/>
+          <w:szCs w:val="28"/>
+        </w:rPr>
+        <w:t>。強調一種安貧樂道、重視精神充實勝過物質享受的生活選擇。</w:t>
       </w:r>
     </w:p>
     <w:p>
@@ -2284,8 +2224,8 @@
           <w:ilvl w:val="0"/>
           <w:numId w:val="5"/>
         </w:numPr>
-        <w:spacing w:line="440" w:lineRule="exact"/>
-        <w:ind w:leftChars="0" w:left="284" w:hanging="284"/>
+        <w:spacing w:line="480" w:lineRule="exact"/>
+        <w:ind w:leftChars="0" w:left="284" w:hanging="426"/>
         <w:rPr>
           <w:rFonts w:ascii="標楷體" w:eastAsia="標楷體" w:hAnsi="標楷體"/>
           <w:sz w:val="28"/>
@@ -2332,41 +2272,7 @@
           <w:sz w:val="28"/>
           <w:szCs w:val="28"/>
         </w:rPr>
-        <w:t>這句話是在表達一種內心的自足與精神寄託</w:t>
-      </w:r>
-      <w:r>
-        <w:rPr>
-          <w:rFonts w:ascii="標楷體" w:eastAsia="標楷體" w:hAnsi="標楷體" w:hint="eastAsia"/>
-          <w:sz w:val="28"/>
-          <w:szCs w:val="28"/>
-        </w:rPr>
-        <w:t>--</w:t>
-      </w:r>
-      <w:r>
-        <w:rPr>
-          <w:rFonts w:ascii="標楷體" w:eastAsia="標楷體" w:hAnsi="標楷體" w:hint="eastAsia"/>
-          <w:sz w:val="28"/>
-          <w:szCs w:val="28"/>
-        </w:rPr>
-        <w:t>對他來說，只要能夠</w:t>
-      </w:r>
-      <w:proofErr w:type="gramStart"/>
-      <w:r>
-        <w:rPr>
-          <w:rFonts w:ascii="標楷體" w:eastAsia="標楷體" w:hAnsi="標楷體" w:hint="eastAsia"/>
-          <w:sz w:val="28"/>
-          <w:szCs w:val="28"/>
-        </w:rPr>
-        <w:t>沉</w:t>
-      </w:r>
-      <w:proofErr w:type="gramEnd"/>
-      <w:r>
-        <w:rPr>
-          <w:rFonts w:ascii="標楷體" w:eastAsia="標楷體" w:hAnsi="標楷體" w:hint="eastAsia"/>
-          <w:sz w:val="28"/>
-          <w:szCs w:val="28"/>
-        </w:rPr>
-        <w:t>浸在吟詠梅花的情境中，就足以滿足他的文人情懷與精神世界，不需要更多世俗的娛樂或熱鬧。</w:t>
+        <w:t>足以安慰、滿足高雅的情趣與志趣。說明精神上的吟詩賞花已能獲得極大的心靈滿足，無需外在的物質刺激。</w:t>
       </w:r>
     </w:p>
     <w:p>
@@ -2376,8 +2282,8 @@
           <w:ilvl w:val="0"/>
           <w:numId w:val="5"/>
         </w:numPr>
-        <w:spacing w:line="440" w:lineRule="exact"/>
-        <w:ind w:leftChars="0" w:left="284" w:hanging="284"/>
+        <w:spacing w:line="480" w:lineRule="exact"/>
+        <w:ind w:leftChars="0" w:left="284" w:hanging="426"/>
         <w:rPr>
           <w:rFonts w:ascii="標楷體" w:eastAsia="標楷體" w:hAnsi="標楷體"/>
           <w:sz w:val="28"/>
@@ -2408,23 +2314,7 @@
           <w:sz w:val="28"/>
           <w:szCs w:val="28"/>
         </w:rPr>
-        <w:t>安樂</w:t>
-      </w:r>
-      <w:r>
-        <w:rPr>
-          <w:rFonts w:ascii="標楷體" w:eastAsia="標楷體" w:hAnsi="標楷體" w:hint="eastAsia"/>
-          <w:sz w:val="28"/>
-          <w:szCs w:val="28"/>
-        </w:rPr>
-        <w:t>；</w:t>
-      </w:r>
-      <w:r>
-        <w:rPr>
-          <w:rFonts w:ascii="標楷體" w:eastAsia="標楷體" w:hAnsi="標楷體" w:hint="eastAsia"/>
-          <w:sz w:val="28"/>
-          <w:szCs w:val="28"/>
-        </w:rPr>
-        <w:t>宴飲尋樂。</w:t>
+        <w:t>聚會飲酒作樂。代表世俗社會所追求的熱鬧、繁華與物質享受。</w:t>
       </w:r>
     </w:p>
     <w:p>
@@ -2434,8 +2324,8 @@
           <w:ilvl w:val="0"/>
           <w:numId w:val="5"/>
         </w:numPr>
-        <w:spacing w:line="440" w:lineRule="exact"/>
-        <w:ind w:leftChars="0" w:left="284" w:hanging="284"/>
+        <w:spacing w:line="480" w:lineRule="exact"/>
+        <w:ind w:leftChars="0" w:left="284" w:hanging="426"/>
         <w:rPr>
           <w:rFonts w:ascii="標楷體" w:eastAsia="標楷體" w:hAnsi="標楷體"/>
           <w:sz w:val="28"/>
@@ -2456,7 +2346,25 @@
           <w:sz w:val="28"/>
           <w:szCs w:val="28"/>
         </w:rPr>
-        <w:t>隱居、退隱。</w:t>
+        <w:t>隱居避</w:t>
+      </w:r>
+      <w:proofErr w:type="gramStart"/>
+      <w:r>
+        <w:rPr>
+          <w:rFonts w:ascii="標楷體" w:eastAsia="標楷體" w:hAnsi="標楷體" w:hint="eastAsia"/>
+          <w:sz w:val="28"/>
+          <w:szCs w:val="28"/>
+        </w:rPr>
+        <w:t>世</w:t>
+      </w:r>
+      <w:proofErr w:type="gramEnd"/>
+      <w:r>
+        <w:rPr>
+          <w:rFonts w:ascii="標楷體" w:eastAsia="標楷體" w:hAnsi="標楷體" w:hint="eastAsia"/>
+          <w:sz w:val="28"/>
+          <w:szCs w:val="28"/>
+        </w:rPr>
+        <w:t>，不入仕途、不求名利。代表一種回歸自然、追求心靈自由與獨立人格的人生態度。</w:t>
       </w:r>
     </w:p>
     <w:p>
@@ -2466,8 +2374,8 @@
           <w:ilvl w:val="0"/>
           <w:numId w:val="5"/>
         </w:numPr>
-        <w:spacing w:line="440" w:lineRule="exact"/>
-        <w:ind w:leftChars="0" w:left="284" w:hanging="284"/>
+        <w:spacing w:line="480" w:lineRule="exact"/>
+        <w:ind w:leftChars="0" w:left="284" w:hanging="426"/>
         <w:rPr>
           <w:rFonts w:ascii="標楷體" w:eastAsia="標楷體" w:hAnsi="標楷體"/>
           <w:sz w:val="28"/>
@@ -2490,7 +2398,15 @@
           <w:sz w:val="28"/>
           <w:szCs w:val="28"/>
         </w:rPr>
-        <w:t>：清新而遙遠，形容意境高雅、不俗、超脫塵世，令人神往。</w:t>
+        <w:t>：</w:t>
+      </w:r>
+      <w:r>
+        <w:rPr>
+          <w:rFonts w:ascii="標楷體" w:eastAsia="標楷體" w:hAnsi="標楷體" w:hint="eastAsia"/>
+          <w:sz w:val="28"/>
+          <w:szCs w:val="28"/>
+        </w:rPr>
+        <w:t>清新深遠，意境高潔綿長。形容詩作或人的品格超逸不俗，能帶給人深遠的思考與美的感受。</w:t>
       </w:r>
     </w:p>
     <w:p>
@@ -2500,8 +2416,8 @@
           <w:ilvl w:val="0"/>
           <w:numId w:val="5"/>
         </w:numPr>
-        <w:spacing w:line="440" w:lineRule="exact"/>
-        <w:ind w:leftChars="0" w:left="284" w:hanging="284"/>
+        <w:spacing w:line="480" w:lineRule="exact"/>
+        <w:ind w:leftChars="0" w:left="284" w:hanging="426"/>
         <w:rPr>
           <w:rFonts w:ascii="標楷體" w:eastAsia="標楷體" w:hAnsi="標楷體"/>
           <w:sz w:val="28"/>
@@ -2530,7 +2446,7 @@
           <w:sz w:val="28"/>
           <w:szCs w:val="28"/>
         </w:rPr>
-        <w:t>指作品結束後仍留下的回味與感受綿延不絕，耐人尋味。</w:t>
+        <w:t>遺留下來的韻味或情趣綿綿不絕。讚賞詩歌的藝術感染力極強，令人回味無窮、感觸雋永。</w:t>
       </w:r>
     </w:p>
     <w:sectPr>
@@ -2545,7 +2461,7 @@
 </file>
 
 <file path=word/endnotes.xml><?xml version="1.0" encoding="utf-8"?>
-<w:endnotes xmlns:wpc="http://schemas.microsoft.com/office/word/2010/wordprocessingCanvas" xmlns:cx="http://schemas.microsoft.com/office/drawing/2014/chartex" xmlns:cx1="http://schemas.microsoft.com/office/drawing/2015/9/8/chartex" xmlns:cx2="http://schemas.microsoft.com/office/drawing/2015/10/21/chartex" xmlns:cx3="http://schemas.microsoft.com/office/drawing/2016/5/9/chartex" xmlns:cx4="http://schemas.microsoft.com/office/drawing/2016/5/10/chartex" xmlns:cx5="http://schemas.microsoft.com/office/drawing/2016/5/11/chartex" xmlns:cx6="http://schemas.microsoft.com/office/drawing/2016/5/12/chartex" xmlns:cx7="http://schemas.microsoft.com/office/drawing/2016/5/13/chartex" xmlns:cx8="http://schemas.microsoft.com/office/drawing/2016/5/14/chartex" xmlns:mc="http://schemas.openxmlformats.org/markup-compatibility/2006" xmlns:aink="http://schemas.microsoft.com/office/drawing/2016/ink" xmlns:am3d="http://schemas.microsoft.com/office/drawing/2017/model3d" xmlns:o="urn:schemas-microsoft-com:office:office" xmlns:oel="http://schemas.microsoft.com/office/2019/extlst" xmlns:r="http://schemas.openxmlformats.org/officeDocument/2006/relationships" xmlns:m="http://schemas.openxmlformats.org/officeDocument/2006/math" xmlns:v="urn:schemas-microsoft-com:vml" xmlns:wp14="http://schemas.microsoft.com/office/word/2010/wordprocessingDrawing" xmlns:wp="http://schemas.openxmlformats.org/drawingml/2006/wordprocessingDrawing" xmlns:w10="urn:schemas-microsoft-com:office:word" xmlns:w="http://schemas.openxmlformats.org/wordprocessingml/2006/main" xmlns:w14="http://schemas.microsoft.com/office/word/2010/wordml" xmlns:w15="http://schemas.microsoft.com/office/word/2012/wordml" xmlns:w16cex="http://schemas.microsoft.com/office/word/2018/wordml/cex" xmlns:w16cid="http://schemas.microsoft.com/office/word/2016/wordml/cid" xmlns:w16="http://schemas.microsoft.com/office/word/2018/wordml" xmlns:w16du="http://schemas.microsoft.com/office/word/2023/wordml/word16du" xmlns:w16sdtdh="http://schemas.microsoft.com/office/word/2020/wordml/sdtdatahash" xmlns:w16sdtfl="http://schemas.microsoft.com/office/word/2024/wordml/sdtformatlock" xmlns:w16se="http://schemas.microsoft.com/office/word/2015/wordml/symex" xmlns:wpg="http://schemas.microsoft.com/office/word/2010/wordprocessingGroup" xmlns:wpi="http://schemas.microsoft.com/office/word/2010/wordprocessingInk" xmlns:wne="http://schemas.microsoft.com/office/word/2006/wordml" xmlns:wps="http://schemas.microsoft.com/office/word/2010/wordprocessingShape" mc:Ignorable="w14 w15 w16se w16cid w16 w16cex w16sdtdh w16sdtfl w16du wp14">
+<w:endnotes xmlns:wpc="http://schemas.microsoft.com/office/word/2010/wordprocessingCanvas" xmlns:cx="http://schemas.microsoft.com/office/drawing/2014/chartex" xmlns:cx1="http://schemas.microsoft.com/office/drawing/2015/9/8/chartex" xmlns:cx2="http://schemas.microsoft.com/office/drawing/2015/10/21/chartex" xmlns:cx3="http://schemas.microsoft.com/office/drawing/2016/5/9/chartex" xmlns:cx4="http://schemas.microsoft.com/office/drawing/2016/5/10/chartex" xmlns:cx5="http://schemas.microsoft.com/office/drawing/2016/5/11/chartex" xmlns:cx6="http://schemas.microsoft.com/office/drawing/2016/5/12/chartex" xmlns:cx7="http://schemas.microsoft.com/office/drawing/2016/5/13/chartex" xmlns:cx8="http://schemas.microsoft.com/office/drawing/2016/5/14/chartex" xmlns:mc="http://schemas.openxmlformats.org/markup-compatibility/2006" xmlns:aink="http://schemas.microsoft.com/office/drawing/2016/ink" xmlns:am3d="http://schemas.microsoft.com/office/drawing/2017/model3d" xmlns:o="urn:schemas-microsoft-com:office:office" xmlns:r="http://schemas.openxmlformats.org/officeDocument/2006/relationships" xmlns:m="http://schemas.openxmlformats.org/officeDocument/2006/math" xmlns:v="urn:schemas-microsoft-com:vml" xmlns:wp14="http://schemas.microsoft.com/office/word/2010/wordprocessingDrawing" xmlns:wp="http://schemas.openxmlformats.org/drawingml/2006/wordprocessingDrawing" xmlns:w10="urn:schemas-microsoft-com:office:word" xmlns:w="http://schemas.openxmlformats.org/wordprocessingml/2006/main" xmlns:w14="http://schemas.microsoft.com/office/word/2010/wordml" xmlns:w15="http://schemas.microsoft.com/office/word/2012/wordml" xmlns:w16cex="http://schemas.microsoft.com/office/word/2018/wordml/cex" xmlns:w16cid="http://schemas.microsoft.com/office/word/2016/wordml/cid" xmlns:w16="http://schemas.microsoft.com/office/word/2018/wordml" xmlns:w16sdtdh="http://schemas.microsoft.com/office/word/2020/wordml/sdtdatahash" xmlns:w16se="http://schemas.microsoft.com/office/word/2015/wordml/symex" xmlns:wpg="http://schemas.microsoft.com/office/word/2010/wordprocessingGroup" xmlns:wpi="http://schemas.microsoft.com/office/word/2010/wordprocessingInk" xmlns:wne="http://schemas.microsoft.com/office/word/2006/wordml" xmlns:wps="http://schemas.microsoft.com/office/word/2010/wordprocessingShape" mc:Ignorable="w14 w15 w16se w16cid w16 w16cex w16sdtdh wp14">
   <w:endnote w:type="separator" w:id="-1">
     <w:p>
       <w:r>
@@ -2564,7 +2480,7 @@
 </file>
 
 <file path=word/footer1.xml><?xml version="1.0" encoding="utf-8"?>
-<w:ftr xmlns:wpc="http://schemas.microsoft.com/office/word/2010/wordprocessingCanvas" xmlns:cx="http://schemas.microsoft.com/office/drawing/2014/chartex" xmlns:cx1="http://schemas.microsoft.com/office/drawing/2015/9/8/chartex" xmlns:cx2="http://schemas.microsoft.com/office/drawing/2015/10/21/chartex" xmlns:cx3="http://schemas.microsoft.com/office/drawing/2016/5/9/chartex" xmlns:cx4="http://schemas.microsoft.com/office/drawing/2016/5/10/chartex" xmlns:cx5="http://schemas.microsoft.com/office/drawing/2016/5/11/chartex" xmlns:cx6="http://schemas.microsoft.com/office/drawing/2016/5/12/chartex" xmlns:cx7="http://schemas.microsoft.com/office/drawing/2016/5/13/chartex" xmlns:cx8="http://schemas.microsoft.com/office/drawing/2016/5/14/chartex" xmlns:mc="http://schemas.openxmlformats.org/markup-compatibility/2006" xmlns:aink="http://schemas.microsoft.com/office/drawing/2016/ink" xmlns:am3d="http://schemas.microsoft.com/office/drawing/2017/model3d" xmlns:o="urn:schemas-microsoft-com:office:office" xmlns:oel="http://schemas.microsoft.com/office/2019/extlst" xmlns:r="http://schemas.openxmlformats.org/officeDocument/2006/relationships" xmlns:m="http://schemas.openxmlformats.org/officeDocument/2006/math" xmlns:v="urn:schemas-microsoft-com:vml" xmlns:wp14="http://schemas.microsoft.com/office/word/2010/wordprocessingDrawing" xmlns:wp="http://schemas.openxmlformats.org/drawingml/2006/wordprocessingDrawing" xmlns:w10="urn:schemas-microsoft-com:office:word" xmlns:w="http://schemas.openxmlformats.org/wordprocessingml/2006/main" xmlns:w14="http://schemas.microsoft.com/office/word/2010/wordml" xmlns:w15="http://schemas.microsoft.com/office/word/2012/wordml" xmlns:w16cex="http://schemas.microsoft.com/office/word/2018/wordml/cex" xmlns:w16cid="http://schemas.microsoft.com/office/word/2016/wordml/cid" xmlns:w16="http://schemas.microsoft.com/office/word/2018/wordml" xmlns:w16du="http://schemas.microsoft.com/office/word/2023/wordml/word16du" xmlns:w16sdtdh="http://schemas.microsoft.com/office/word/2020/wordml/sdtdatahash" xmlns:w16sdtfl="http://schemas.microsoft.com/office/word/2024/wordml/sdtformatlock" xmlns:w16se="http://schemas.microsoft.com/office/word/2015/wordml/symex" xmlns:wpg="http://schemas.microsoft.com/office/word/2010/wordprocessingGroup" xmlns:wpi="http://schemas.microsoft.com/office/word/2010/wordprocessingInk" xmlns:wne="http://schemas.microsoft.com/office/word/2006/wordml" xmlns:wps="http://schemas.microsoft.com/office/word/2010/wordprocessingShape" mc:Ignorable="w14 w15 w16se w16cid w16 w16cex w16sdtdh w16sdtfl w16du wp14">
+<w:ftr xmlns:wpc="http://schemas.microsoft.com/office/word/2010/wordprocessingCanvas" xmlns:cx="http://schemas.microsoft.com/office/drawing/2014/chartex" xmlns:cx1="http://schemas.microsoft.com/office/drawing/2015/9/8/chartex" xmlns:cx2="http://schemas.microsoft.com/office/drawing/2015/10/21/chartex" xmlns:cx3="http://schemas.microsoft.com/office/drawing/2016/5/9/chartex" xmlns:cx4="http://schemas.microsoft.com/office/drawing/2016/5/10/chartex" xmlns:cx5="http://schemas.microsoft.com/office/drawing/2016/5/11/chartex" xmlns:cx6="http://schemas.microsoft.com/office/drawing/2016/5/12/chartex" xmlns:cx7="http://schemas.microsoft.com/office/drawing/2016/5/13/chartex" xmlns:cx8="http://schemas.microsoft.com/office/drawing/2016/5/14/chartex" xmlns:mc="http://schemas.openxmlformats.org/markup-compatibility/2006" xmlns:aink="http://schemas.microsoft.com/office/drawing/2016/ink" xmlns:am3d="http://schemas.microsoft.com/office/drawing/2017/model3d" xmlns:o="urn:schemas-microsoft-com:office:office" xmlns:r="http://schemas.openxmlformats.org/officeDocument/2006/relationships" xmlns:m="http://schemas.openxmlformats.org/officeDocument/2006/math" xmlns:v="urn:schemas-microsoft-com:vml" xmlns:wp14="http://schemas.microsoft.com/office/word/2010/wordprocessingDrawing" xmlns:wp="http://schemas.openxmlformats.org/drawingml/2006/wordprocessingDrawing" xmlns:w10="urn:schemas-microsoft-com:office:word" xmlns:w="http://schemas.openxmlformats.org/wordprocessingml/2006/main" xmlns:w14="http://schemas.microsoft.com/office/word/2010/wordml" xmlns:w15="http://schemas.microsoft.com/office/word/2012/wordml" xmlns:w16cex="http://schemas.microsoft.com/office/word/2018/wordml/cex" xmlns:w16cid="http://schemas.microsoft.com/office/word/2016/wordml/cid" xmlns:w16="http://schemas.microsoft.com/office/word/2018/wordml" xmlns:w16sdtdh="http://schemas.microsoft.com/office/word/2020/wordml/sdtdatahash" xmlns:w16se="http://schemas.microsoft.com/office/word/2015/wordml/symex" xmlns:wpg="http://schemas.microsoft.com/office/word/2010/wordprocessingGroup" xmlns:wpi="http://schemas.microsoft.com/office/word/2010/wordprocessingInk" xmlns:wne="http://schemas.microsoft.com/office/word/2006/wordml" xmlns:wps="http://schemas.microsoft.com/office/word/2010/wordprocessingShape" mc:Ignorable="w14 w15 w16se w16cid w16 w16cex w16sdtdh wp14">
   <w:sdt>
     <w:sdtPr>
       <w:id w:val="-1230224358"/>
@@ -2573,6 +2489,7 @@
         <w:docPartUnique/>
       </w:docPartObj>
     </w:sdtPr>
+    <w:sdtEndPr/>
     <w:sdtContent>
       <w:p>
         <w:pPr>
@@ -2641,7 +2558,7 @@
 </file>
 
 <file path=word/footnotes.xml><?xml version="1.0" encoding="utf-8"?>
-<w:footnotes xmlns:wpc="http://schemas.microsoft.com/office/word/2010/wordprocessingCanvas" xmlns:cx="http://schemas.microsoft.com/office/drawing/2014/chartex" xmlns:cx1="http://schemas.microsoft.com/office/drawing/2015/9/8/chartex" xmlns:cx2="http://schemas.microsoft.com/office/drawing/2015/10/21/chartex" xmlns:cx3="http://schemas.microsoft.com/office/drawing/2016/5/9/chartex" xmlns:cx4="http://schemas.microsoft.com/office/drawing/2016/5/10/chartex" xmlns:cx5="http://schemas.microsoft.com/office/drawing/2016/5/11/chartex" xmlns:cx6="http://schemas.microsoft.com/office/drawing/2016/5/12/chartex" xmlns:cx7="http://schemas.microsoft.com/office/drawing/2016/5/13/chartex" xmlns:cx8="http://schemas.microsoft.com/office/drawing/2016/5/14/chartex" xmlns:mc="http://schemas.openxmlformats.org/markup-compatibility/2006" xmlns:aink="http://schemas.microsoft.com/office/drawing/2016/ink" xmlns:am3d="http://schemas.microsoft.com/office/drawing/2017/model3d" xmlns:o="urn:schemas-microsoft-com:office:office" xmlns:oel="http://schemas.microsoft.com/office/2019/extlst" xmlns:r="http://schemas.openxmlformats.org/officeDocument/2006/relationships" xmlns:m="http://schemas.openxmlformats.org/officeDocument/2006/math" xmlns:v="urn:schemas-microsoft-com:vml" xmlns:wp14="http://schemas.microsoft.com/office/word/2010/wordprocessingDrawing" xmlns:wp="http://schemas.openxmlformats.org/drawingml/2006/wordprocessingDrawing" xmlns:w10="urn:schemas-microsoft-com:office:word" xmlns:w="http://schemas.openxmlformats.org/wordprocessingml/2006/main" xmlns:w14="http://schemas.microsoft.com/office/word/2010/wordml" xmlns:w15="http://schemas.microsoft.com/office/word/2012/wordml" xmlns:w16cex="http://schemas.microsoft.com/office/word/2018/wordml/cex" xmlns:w16cid="http://schemas.microsoft.com/office/word/2016/wordml/cid" xmlns:w16="http://schemas.microsoft.com/office/word/2018/wordml" xmlns:w16du="http://schemas.microsoft.com/office/word/2023/wordml/word16du" xmlns:w16sdtdh="http://schemas.microsoft.com/office/word/2020/wordml/sdtdatahash" xmlns:w16sdtfl="http://schemas.microsoft.com/office/word/2024/wordml/sdtformatlock" xmlns:w16se="http://schemas.microsoft.com/office/word/2015/wordml/symex" xmlns:wpg="http://schemas.microsoft.com/office/word/2010/wordprocessingGroup" xmlns:wpi="http://schemas.microsoft.com/office/word/2010/wordprocessingInk" xmlns:wne="http://schemas.microsoft.com/office/word/2006/wordml" xmlns:wps="http://schemas.microsoft.com/office/word/2010/wordprocessingShape" mc:Ignorable="w14 w15 w16se w16cid w16 w16cex w16sdtdh w16sdtfl w16du wp14">
+<w:footnotes xmlns:wpc="http://schemas.microsoft.com/office/word/2010/wordprocessingCanvas" xmlns:cx="http://schemas.microsoft.com/office/drawing/2014/chartex" xmlns:cx1="http://schemas.microsoft.com/office/drawing/2015/9/8/chartex" xmlns:cx2="http://schemas.microsoft.com/office/drawing/2015/10/21/chartex" xmlns:cx3="http://schemas.microsoft.com/office/drawing/2016/5/9/chartex" xmlns:cx4="http://schemas.microsoft.com/office/drawing/2016/5/10/chartex" xmlns:cx5="http://schemas.microsoft.com/office/drawing/2016/5/11/chartex" xmlns:cx6="http://schemas.microsoft.com/office/drawing/2016/5/12/chartex" xmlns:cx7="http://schemas.microsoft.com/office/drawing/2016/5/13/chartex" xmlns:cx8="http://schemas.microsoft.com/office/drawing/2016/5/14/chartex" xmlns:mc="http://schemas.openxmlformats.org/markup-compatibility/2006" xmlns:aink="http://schemas.microsoft.com/office/drawing/2016/ink" xmlns:am3d="http://schemas.microsoft.com/office/drawing/2017/model3d" xmlns:o="urn:schemas-microsoft-com:office:office" xmlns:r="http://schemas.openxmlformats.org/officeDocument/2006/relationships" xmlns:m="http://schemas.openxmlformats.org/officeDocument/2006/math" xmlns:v="urn:schemas-microsoft-com:vml" xmlns:wp14="http://schemas.microsoft.com/office/word/2010/wordprocessingDrawing" xmlns:wp="http://schemas.openxmlformats.org/drawingml/2006/wordprocessingDrawing" xmlns:w10="urn:schemas-microsoft-com:office:word" xmlns:w="http://schemas.openxmlformats.org/wordprocessingml/2006/main" xmlns:w14="http://schemas.microsoft.com/office/word/2010/wordml" xmlns:w15="http://schemas.microsoft.com/office/word/2012/wordml" xmlns:w16cex="http://schemas.microsoft.com/office/word/2018/wordml/cex" xmlns:w16cid="http://schemas.microsoft.com/office/word/2016/wordml/cid" xmlns:w16="http://schemas.microsoft.com/office/word/2018/wordml" xmlns:w16sdtdh="http://schemas.microsoft.com/office/word/2020/wordml/sdtdatahash" xmlns:w16se="http://schemas.microsoft.com/office/word/2015/wordml/symex" xmlns:wpg="http://schemas.microsoft.com/office/word/2010/wordprocessingGroup" xmlns:wpi="http://schemas.microsoft.com/office/word/2010/wordprocessingInk" xmlns:wne="http://schemas.microsoft.com/office/word/2006/wordml" xmlns:wps="http://schemas.microsoft.com/office/word/2010/wordprocessingShape" mc:Ignorable="w14 w15 w16se w16cid w16 w16cex w16sdtdh wp14">
   <w:footnote w:type="separator" w:id="-1">
     <w:p>
       <w:r>
@@ -2660,7 +2577,7 @@
 </file>
 
 <file path=word/numbering.xml><?xml version="1.0" encoding="utf-8"?>
-<w:numbering xmlns:wpc="http://schemas.microsoft.com/office/word/2010/wordprocessingCanvas" xmlns:cx="http://schemas.microsoft.com/office/drawing/2014/chartex" xmlns:cx1="http://schemas.microsoft.com/office/drawing/2015/9/8/chartex" xmlns:cx2="http://schemas.microsoft.com/office/drawing/2015/10/21/chartex" xmlns:cx3="http://schemas.microsoft.com/office/drawing/2016/5/9/chartex" xmlns:cx4="http://schemas.microsoft.com/office/drawing/2016/5/10/chartex" xmlns:cx5="http://schemas.microsoft.com/office/drawing/2016/5/11/chartex" xmlns:cx6="http://schemas.microsoft.com/office/drawing/2016/5/12/chartex" xmlns:cx7="http://schemas.microsoft.com/office/drawing/2016/5/13/chartex" xmlns:cx8="http://schemas.microsoft.com/office/drawing/2016/5/14/chartex" xmlns:mc="http://schemas.openxmlformats.org/markup-compatibility/2006" xmlns:aink="http://schemas.microsoft.com/office/drawing/2016/ink" xmlns:am3d="http://schemas.microsoft.com/office/drawing/2017/model3d" xmlns:o="urn:schemas-microsoft-com:office:office" xmlns:oel="http://schemas.microsoft.com/office/2019/extlst" xmlns:r="http://schemas.openxmlformats.org/officeDocument/2006/relationships" xmlns:m="http://schemas.openxmlformats.org/officeDocument/2006/math" xmlns:v="urn:schemas-microsoft-com:vml" xmlns:wp14="http://schemas.microsoft.com/office/word/2010/wordprocessingDrawing" xmlns:wp="http://schemas.openxmlformats.org/drawingml/2006/wordprocessingDrawing" xmlns:w10="urn:schemas-microsoft-com:office:word" xmlns:w="http://schemas.openxmlformats.org/wordprocessingml/2006/main" xmlns:w14="http://schemas.microsoft.com/office/word/2010/wordml" xmlns:w15="http://schemas.microsoft.com/office/word/2012/wordml" xmlns:w16cex="http://schemas.microsoft.com/office/word/2018/wordml/cex" xmlns:w16cid="http://schemas.microsoft.com/office/word/2016/wordml/cid" xmlns:w16="http://schemas.microsoft.com/office/word/2018/wordml" xmlns:w16du="http://schemas.microsoft.com/office/word/2023/wordml/word16du" xmlns:w16sdtdh="http://schemas.microsoft.com/office/word/2020/wordml/sdtdatahash" xmlns:w16sdtfl="http://schemas.microsoft.com/office/word/2024/wordml/sdtformatlock" xmlns:w16se="http://schemas.microsoft.com/office/word/2015/wordml/symex" xmlns:wpg="http://schemas.microsoft.com/office/word/2010/wordprocessingGroup" xmlns:wpi="http://schemas.microsoft.com/office/word/2010/wordprocessingInk" xmlns:wne="http://schemas.microsoft.com/office/word/2006/wordml" xmlns:wps="http://schemas.microsoft.com/office/word/2010/wordprocessingShape" mc:Ignorable="w14 w15 w16se w16cid w16 w16cex w16sdtdh w16sdtfl w16du wp14">
+<w:numbering xmlns:wpc="http://schemas.microsoft.com/office/word/2010/wordprocessingCanvas" xmlns:cx="http://schemas.microsoft.com/office/drawing/2014/chartex" xmlns:cx1="http://schemas.microsoft.com/office/drawing/2015/9/8/chartex" xmlns:cx2="http://schemas.microsoft.com/office/drawing/2015/10/21/chartex" xmlns:cx3="http://schemas.microsoft.com/office/drawing/2016/5/9/chartex" xmlns:cx4="http://schemas.microsoft.com/office/drawing/2016/5/10/chartex" xmlns:cx5="http://schemas.microsoft.com/office/drawing/2016/5/11/chartex" xmlns:cx6="http://schemas.microsoft.com/office/drawing/2016/5/12/chartex" xmlns:cx7="http://schemas.microsoft.com/office/drawing/2016/5/13/chartex" xmlns:cx8="http://schemas.microsoft.com/office/drawing/2016/5/14/chartex" xmlns:mc="http://schemas.openxmlformats.org/markup-compatibility/2006" xmlns:aink="http://schemas.microsoft.com/office/drawing/2016/ink" xmlns:am3d="http://schemas.microsoft.com/office/drawing/2017/model3d" xmlns:o="urn:schemas-microsoft-com:office:office" xmlns:r="http://schemas.openxmlformats.org/officeDocument/2006/relationships" xmlns:m="http://schemas.openxmlformats.org/officeDocument/2006/math" xmlns:v="urn:schemas-microsoft-com:vml" xmlns:wp14="http://schemas.microsoft.com/office/word/2010/wordprocessingDrawing" xmlns:wp="http://schemas.openxmlformats.org/drawingml/2006/wordprocessingDrawing" xmlns:w10="urn:schemas-microsoft-com:office:word" xmlns:w="http://schemas.openxmlformats.org/wordprocessingml/2006/main" xmlns:w14="http://schemas.microsoft.com/office/word/2010/wordml" xmlns:w15="http://schemas.microsoft.com/office/word/2012/wordml" xmlns:w16cex="http://schemas.microsoft.com/office/word/2018/wordml/cex" xmlns:w16cid="http://schemas.microsoft.com/office/word/2016/wordml/cid" xmlns:w16="http://schemas.microsoft.com/office/word/2018/wordml" xmlns:w16sdtdh="http://schemas.microsoft.com/office/word/2020/wordml/sdtdatahash" xmlns:w16se="http://schemas.microsoft.com/office/word/2015/wordml/symex" xmlns:wpg="http://schemas.microsoft.com/office/word/2010/wordprocessingGroup" xmlns:wpi="http://schemas.microsoft.com/office/word/2010/wordprocessingInk" xmlns:wne="http://schemas.microsoft.com/office/word/2006/wordml" xmlns:wps="http://schemas.microsoft.com/office/word/2010/wordprocessingShape" mc:Ignorable="w14 w15 w16se w16cid w16 w16cex w16sdtdh wp14">
   <w:abstractNum w:abstractNumId="0" w15:restartNumberingAfterBreak="0">
     <w:nsid w:val="FFFFFF89"/>
     <w:multiLevelType w:val="singleLevel"/>
@@ -5639,98 +5556,98 @@
       </w:pPr>
     </w:lvl>
   </w:abstractNum>
-  <w:num w:numId="1" w16cid:durableId="1555116948">
+  <w:num w:numId="1">
     <w:abstractNumId w:val="28"/>
   </w:num>
-  <w:num w:numId="2" w16cid:durableId="947737101">
+  <w:num w:numId="2">
     <w:abstractNumId w:val="20"/>
   </w:num>
-  <w:num w:numId="3" w16cid:durableId="21983599">
+  <w:num w:numId="3">
     <w:abstractNumId w:val="11"/>
   </w:num>
-  <w:num w:numId="4" w16cid:durableId="1397045199">
+  <w:num w:numId="4">
     <w:abstractNumId w:val="2"/>
   </w:num>
-  <w:num w:numId="5" w16cid:durableId="676537891">
+  <w:num w:numId="5">
     <w:abstractNumId w:val="3"/>
   </w:num>
-  <w:num w:numId="6" w16cid:durableId="681515799">
+  <w:num w:numId="6">
     <w:abstractNumId w:val="26"/>
   </w:num>
-  <w:num w:numId="7" w16cid:durableId="266541256">
+  <w:num w:numId="7">
     <w:abstractNumId w:val="1"/>
   </w:num>
-  <w:num w:numId="8" w16cid:durableId="742944829">
+  <w:num w:numId="8">
     <w:abstractNumId w:val="0"/>
   </w:num>
-  <w:num w:numId="9" w16cid:durableId="1839809054">
+  <w:num w:numId="9">
     <w:abstractNumId w:val="5"/>
   </w:num>
-  <w:num w:numId="10" w16cid:durableId="1890679618">
+  <w:num w:numId="10">
     <w:abstractNumId w:val="16"/>
   </w:num>
-  <w:num w:numId="11" w16cid:durableId="45226435">
+  <w:num w:numId="11">
     <w:abstractNumId w:val="18"/>
   </w:num>
-  <w:num w:numId="12" w16cid:durableId="1078331921">
+  <w:num w:numId="12">
     <w:abstractNumId w:val="12"/>
   </w:num>
-  <w:num w:numId="13" w16cid:durableId="1550679909">
+  <w:num w:numId="13">
     <w:abstractNumId w:val="25"/>
   </w:num>
-  <w:num w:numId="14" w16cid:durableId="1575119552">
+  <w:num w:numId="14">
     <w:abstractNumId w:val="6"/>
   </w:num>
-  <w:num w:numId="15" w16cid:durableId="32049432">
+  <w:num w:numId="15">
     <w:abstractNumId w:val="10"/>
   </w:num>
-  <w:num w:numId="16" w16cid:durableId="1786541236">
+  <w:num w:numId="16">
     <w:abstractNumId w:val="24"/>
   </w:num>
-  <w:num w:numId="17" w16cid:durableId="523901899">
+  <w:num w:numId="17">
     <w:abstractNumId w:val="9"/>
   </w:num>
-  <w:num w:numId="18" w16cid:durableId="659385329">
+  <w:num w:numId="18">
     <w:abstractNumId w:val="27"/>
   </w:num>
-  <w:num w:numId="19" w16cid:durableId="1692494380">
+  <w:num w:numId="19">
     <w:abstractNumId w:val="13"/>
   </w:num>
-  <w:num w:numId="20" w16cid:durableId="452754938">
+  <w:num w:numId="20">
     <w:abstractNumId w:val="21"/>
   </w:num>
-  <w:num w:numId="21" w16cid:durableId="33848818">
+  <w:num w:numId="21">
     <w:abstractNumId w:val="4"/>
   </w:num>
-  <w:num w:numId="22" w16cid:durableId="37046421">
+  <w:num w:numId="22">
     <w:abstractNumId w:val="19"/>
   </w:num>
-  <w:num w:numId="23" w16cid:durableId="1298028910">
+  <w:num w:numId="23">
     <w:abstractNumId w:val="22"/>
   </w:num>
-  <w:num w:numId="24" w16cid:durableId="374887487">
+  <w:num w:numId="24">
     <w:abstractNumId w:val="14"/>
   </w:num>
-  <w:num w:numId="25" w16cid:durableId="1543788083">
+  <w:num w:numId="25">
     <w:abstractNumId w:val="7"/>
   </w:num>
-  <w:num w:numId="26" w16cid:durableId="1525823759">
+  <w:num w:numId="26">
     <w:abstractNumId w:val="15"/>
   </w:num>
-  <w:num w:numId="27" w16cid:durableId="874463851">
+  <w:num w:numId="27">
     <w:abstractNumId w:val="17"/>
   </w:num>
-  <w:num w:numId="28" w16cid:durableId="297881936">
+  <w:num w:numId="28">
     <w:abstractNumId w:val="8"/>
   </w:num>
-  <w:num w:numId="29" w16cid:durableId="123038685">
+  <w:num w:numId="29">
     <w:abstractNumId w:val="23"/>
   </w:num>
 </w:numbering>
 </file>
 
 <file path=word/styles.xml><?xml version="1.0" encoding="utf-8"?>
-<w:styles xmlns:mc="http://schemas.openxmlformats.org/markup-compatibility/2006" xmlns:r="http://schemas.openxmlformats.org/officeDocument/2006/relationships" xmlns:w="http://schemas.openxmlformats.org/wordprocessingml/2006/main" xmlns:w14="http://schemas.microsoft.com/office/word/2010/wordml" xmlns:w15="http://schemas.microsoft.com/office/word/2012/wordml" xmlns:w16cex="http://schemas.microsoft.com/office/word/2018/wordml/cex" xmlns:w16cid="http://schemas.microsoft.com/office/word/2016/wordml/cid" xmlns:w16="http://schemas.microsoft.com/office/word/2018/wordml" xmlns:w16du="http://schemas.microsoft.com/office/word/2023/wordml/word16du" xmlns:w16sdtdh="http://schemas.microsoft.com/office/word/2020/wordml/sdtdatahash" xmlns:w16sdtfl="http://schemas.microsoft.com/office/word/2024/wordml/sdtformatlock" xmlns:w16se="http://schemas.microsoft.com/office/word/2015/wordml/symex" mc:Ignorable="w14 w15 w16se w16cid w16 w16cex w16sdtdh w16sdtfl w16du">
+<w:styles xmlns:mc="http://schemas.openxmlformats.org/markup-compatibility/2006" xmlns:r="http://schemas.openxmlformats.org/officeDocument/2006/relationships" xmlns:w="http://schemas.openxmlformats.org/wordprocessingml/2006/main" xmlns:w14="http://schemas.microsoft.com/office/word/2010/wordml" xmlns:w15="http://schemas.microsoft.com/office/word/2012/wordml" xmlns:w16cex="http://schemas.microsoft.com/office/word/2018/wordml/cex" xmlns:w16cid="http://schemas.microsoft.com/office/word/2016/wordml/cid" xmlns:w16="http://schemas.microsoft.com/office/word/2018/wordml" xmlns:w16sdtdh="http://schemas.microsoft.com/office/word/2020/wordml/sdtdatahash" xmlns:w16se="http://schemas.microsoft.com/office/word/2015/wordml/symex" mc:Ignorable="w14 w15 w16se w16cid w16 w16cex w16sdtdh">
   <w:docDefaults>
     <w:rPrDefault>
       <w:rPr>
